--- a/Cross Platform Design Doc.docx
+++ b/Cross Platform Design Doc.docx
@@ -692,14 +692,27 @@
       <w:r>
         <w:t xml:space="preserve">Figure </w:t>
       </w:r>
-      <w:fldSimple w:instr=" SEQ Figure \* ARABIC ">
-        <w:r>
-          <w:rPr>
-            <w:noProof/>
-          </w:rPr>
-          <w:t>1</w:t>
-        </w:r>
-      </w:fldSimple>
+      <w:r>
+        <w:fldChar w:fldCharType="begin"/>
+      </w:r>
+      <w:r>
+        <w:instrText xml:space="preserve"> SEQ Figure \* ARABIC </w:instrText>
+      </w:r>
+      <w:r>
+        <w:fldChar w:fldCharType="separate"/>
+      </w:r>
+      <w:r>
+        <w:rPr>
+          <w:noProof/>
+        </w:rPr>
+        <w:t>1</w:t>
+      </w:r>
+      <w:r>
+        <w:rPr>
+          <w:noProof/>
+        </w:rPr>
+        <w:fldChar w:fldCharType="end"/>
+      </w:r>
       <w:r>
         <w:t xml:space="preserve">: </w:t>
       </w:r>
@@ -744,45 +757,49 @@
         </w:rPr>
         <w:t xml:space="preserve">the relationships between </w:t>
       </w:r>
-      <w:proofErr w:type="gramStart"/>
       <w:r>
         <w:rPr>
           <w:iCs/>
         </w:rPr>
-        <w:t>all of</w:t>
-      </w:r>
-      <w:proofErr w:type="gramEnd"/>
+        <w:t>all of my game’s scripts</w:t>
+      </w:r>
       <w:r>
         <w:rPr>
           <w:iCs/>
         </w:rPr>
-        <w:t xml:space="preserve"> my game’s scripts</w:t>
+        <w:t xml:space="preserve">. </w:t>
       </w:r>
       <w:r>
         <w:rPr>
           <w:iCs/>
         </w:rPr>
-        <w:t xml:space="preserve">. </w:t>
-      </w:r>
-      <w:proofErr w:type="gramStart"/>
+        <w:t xml:space="preserve">Its clear that </w:t>
+      </w:r>
       <w:r>
         <w:rPr>
           <w:iCs/>
         </w:rPr>
-        <w:t>Its</w:t>
-      </w:r>
-      <w:proofErr w:type="gramEnd"/>
-      <w:r>
+        <w:t xml:space="preserve">two of the scripts that are called upon the most by other scripts are the PlayerController and the GameManager. </w:t>
+      </w:r>
+    </w:p>
+    <w:p>
+      <w:pPr>
+        <w:spacing w:before="120" w:after="120"/>
         <w:rPr>
           <w:iCs/>
         </w:rPr>
-        <w:t xml:space="preserve"> clear that </w:t>
-      </w:r>
+      </w:pPr>
       <w:r>
         <w:rPr>
           <w:iCs/>
         </w:rPr>
-        <w:t xml:space="preserve">two of the scripts that are called upon the most by other scripts are the PlayerController and the GameManager. </w:t>
+        <w:t>All of the power up scripts call to the PlayerController as the PlayerContorller holds the logic for each power up.</w:t>
+      </w:r>
+      <w:r>
+        <w:rPr>
+          <w:iCs/>
+        </w:rPr>
+        <w:t xml:space="preserve"> When a power up is collected, their script calls to a corresponding method in the PlayerController.</w:t>
       </w:r>
     </w:p>
     <w:p>
@@ -792,53 +809,11 @@
           <w:iCs/>
         </w:rPr>
       </w:pPr>
-      <w:proofErr w:type="gramStart"/>
       <w:r>
         <w:rPr>
           <w:iCs/>
         </w:rPr>
-        <w:t>All of</w:t>
-      </w:r>
-      <w:proofErr w:type="gramEnd"/>
-      <w:r>
-        <w:rPr>
-          <w:iCs/>
-        </w:rPr>
-        <w:t xml:space="preserve"> the power up scripts call to the PlayerController as the PlayerContorller holds the logic for each power up.</w:t>
-      </w:r>
-      <w:r>
-        <w:rPr>
-          <w:iCs/>
-        </w:rPr>
-        <w:t xml:space="preserve"> When a power up is collected, their script calls to a corresponding method in the PlayerController.</w:t>
-      </w:r>
-    </w:p>
-    <w:p>
-      <w:pPr>
-        <w:spacing w:before="120" w:after="120"/>
-        <w:rPr>
-          <w:iCs/>
-        </w:rPr>
-      </w:pPr>
-      <w:r>
-        <w:rPr>
-          <w:iCs/>
-        </w:rPr>
-        <w:t xml:space="preserve">Every enemy </w:t>
-      </w:r>
-      <w:proofErr w:type="gramStart"/>
-      <w:r>
-        <w:rPr>
-          <w:iCs/>
-        </w:rPr>
-        <w:t>script  is</w:t>
-      </w:r>
-      <w:proofErr w:type="gramEnd"/>
-      <w:r>
-        <w:rPr>
-          <w:iCs/>
-        </w:rPr>
-        <w:t xml:space="preserve"> connected to the GameManager script as whenever an enemy dies</w:t>
+        <w:t>Every enemy script  is connected to the GameManager script as whenever an enemy dies</w:t>
       </w:r>
       <w:r>
         <w:rPr>
@@ -951,14 +926,27 @@
       <w:r>
         <w:t xml:space="preserve">Figure </w:t>
       </w:r>
-      <w:fldSimple w:instr=" SEQ Figure \* ARABIC ">
-        <w:r>
-          <w:rPr>
-            <w:noProof/>
-          </w:rPr>
-          <w:t>2</w:t>
-        </w:r>
-      </w:fldSimple>
+      <w:r>
+        <w:fldChar w:fldCharType="begin"/>
+      </w:r>
+      <w:r>
+        <w:instrText xml:space="preserve"> SEQ Figure \* ARABIC </w:instrText>
+      </w:r>
+      <w:r>
+        <w:fldChar w:fldCharType="separate"/>
+      </w:r>
+      <w:r>
+        <w:rPr>
+          <w:noProof/>
+        </w:rPr>
+        <w:t>2</w:t>
+      </w:r>
+      <w:r>
+        <w:rPr>
+          <w:noProof/>
+        </w:rPr>
+        <w:fldChar w:fldCharType="end"/>
+      </w:r>
       <w:r>
         <w:t>: Sequence Diagram for Power Ups</w:t>
       </w:r>
@@ -1043,14 +1031,27 @@
       <w:r>
         <w:t xml:space="preserve">Figure </w:t>
       </w:r>
-      <w:fldSimple w:instr=" SEQ Figure \* ARABIC ">
-        <w:r>
-          <w:rPr>
-            <w:noProof/>
-          </w:rPr>
-          <w:t>3</w:t>
-        </w:r>
-      </w:fldSimple>
+      <w:r>
+        <w:fldChar w:fldCharType="begin"/>
+      </w:r>
+      <w:r>
+        <w:instrText xml:space="preserve"> SEQ Figure \* ARABIC </w:instrText>
+      </w:r>
+      <w:r>
+        <w:fldChar w:fldCharType="separate"/>
+      </w:r>
+      <w:r>
+        <w:rPr>
+          <w:noProof/>
+        </w:rPr>
+        <w:t>3</w:t>
+      </w:r>
+      <w:r>
+        <w:rPr>
+          <w:noProof/>
+        </w:rPr>
+        <w:fldChar w:fldCharType="end"/>
+      </w:r>
       <w:r>
         <w:t>: Spawning Enemies</w:t>
       </w:r>
@@ -1083,15 +1084,7 @@
         <w:t>T</w:t>
       </w:r>
       <w:r>
-        <w:t xml:space="preserve">he </w:t>
-      </w:r>
-      <w:proofErr w:type="gramStart"/>
-      <w:r>
-        <w:t>InvokeRepeating(</w:t>
-      </w:r>
-      <w:proofErr w:type="gramEnd"/>
-      <w:r>
-        <w:t>) method is used to repeatedly call a</w:t>
+        <w:t>he InvokeRepeating() method is used to repeatedly call a</w:t>
       </w:r>
       <w:r>
         <w:t>n enemy spawn</w:t>
@@ -1190,14 +1183,27 @@
       <w:r>
         <w:t xml:space="preserve">Figure </w:t>
       </w:r>
-      <w:fldSimple w:instr=" SEQ Figure \* ARABIC ">
-        <w:r>
-          <w:rPr>
-            <w:noProof/>
-          </w:rPr>
-          <w:t>4</w:t>
-        </w:r>
-      </w:fldSimple>
+      <w:r>
+        <w:fldChar w:fldCharType="begin"/>
+      </w:r>
+      <w:r>
+        <w:instrText xml:space="preserve"> SEQ Figure \* ARABIC </w:instrText>
+      </w:r>
+      <w:r>
+        <w:fldChar w:fldCharType="separate"/>
+      </w:r>
+      <w:r>
+        <w:rPr>
+          <w:noProof/>
+        </w:rPr>
+        <w:t>4</w:t>
+      </w:r>
+      <w:r>
+        <w:rPr>
+          <w:noProof/>
+        </w:rPr>
+        <w:fldChar w:fldCharType="end"/>
+      </w:r>
       <w:r>
         <w:t>: Player Dying</w:t>
       </w:r>
@@ -1219,15 +1225,7 @@
         <w:t xml:space="preserve">, and when a game object collides with the player while having one of these tags, </w:t>
       </w:r>
       <w:r>
-        <w:t xml:space="preserve">the </w:t>
-      </w:r>
-      <w:proofErr w:type="gramStart"/>
-      <w:r>
-        <w:t>Die(</w:t>
-      </w:r>
-      <w:proofErr w:type="gramEnd"/>
-      <w:r>
-        <w:t xml:space="preserve">) method is called and </w:t>
+        <w:t xml:space="preserve">the Die() method is called and </w:t>
       </w:r>
       <w:r>
         <w:t xml:space="preserve">the player will die. These are Enemy, EnemyFeature, Boss, and BossFeature. </w:t>
@@ -1251,26 +1249,10 @@
         <w:t xml:space="preserve"> is destroyed and </w:t>
       </w:r>
       <w:r>
-        <w:t xml:space="preserve">“return;” is used to stop the </w:t>
-      </w:r>
-      <w:proofErr w:type="gramStart"/>
-      <w:r>
-        <w:t>Die(</w:t>
-      </w:r>
-      <w:proofErr w:type="gramEnd"/>
-      <w:r>
-        <w:t>) function being called. However, if the player has a shield and collide</w:t>
-      </w:r>
-      <w:r>
-        <w:t xml:space="preserve">s with a boss or boss feature, the </w:t>
-      </w:r>
-      <w:proofErr w:type="gramStart"/>
-      <w:r>
-        <w:t>Die(</w:t>
-      </w:r>
-      <w:proofErr w:type="gramEnd"/>
-      <w:r>
-        <w:t>) function isn’t called, and nothing happens. This is to stop the player from being able to destroy a boss or its features using a player shield.</w:t>
+        <w:t>“return;” is used to stop the Die() function being called. However, if the player has a shield and collide</w:t>
+      </w:r>
+      <w:r>
+        <w:t>s with a boss or boss feature, the Die() function isn’t called, and nothing happens. This is to stop the player from being able to destroy a boss or its features using a player shield.</w:t>
       </w:r>
     </w:p>
     <w:p/>
@@ -1328,14 +1310,27 @@
       <w:r>
         <w:t xml:space="preserve">Figure </w:t>
       </w:r>
-      <w:fldSimple w:instr=" SEQ Figure \* ARABIC ">
-        <w:r>
-          <w:rPr>
-            <w:noProof/>
-          </w:rPr>
-          <w:t>5</w:t>
-        </w:r>
-      </w:fldSimple>
+      <w:r>
+        <w:fldChar w:fldCharType="begin"/>
+      </w:r>
+      <w:r>
+        <w:instrText xml:space="preserve"> SEQ Figure \* ARABIC </w:instrText>
+      </w:r>
+      <w:r>
+        <w:fldChar w:fldCharType="separate"/>
+      </w:r>
+      <w:r>
+        <w:rPr>
+          <w:noProof/>
+        </w:rPr>
+        <w:t>5</w:t>
+      </w:r>
+      <w:r>
+        <w:rPr>
+          <w:noProof/>
+        </w:rPr>
+        <w:fldChar w:fldCharType="end"/>
+      </w:r>
       <w:r>
         <w:t>: Shield Enemy Collision</w:t>
       </w:r>
@@ -1393,14 +1388,27 @@
       <w:r>
         <w:t xml:space="preserve">Figure </w:t>
       </w:r>
-      <w:fldSimple w:instr=" SEQ Figure \* ARABIC ">
-        <w:r>
-          <w:rPr>
-            <w:noProof/>
-          </w:rPr>
-          <w:t>6</w:t>
-        </w:r>
-      </w:fldSimple>
+      <w:r>
+        <w:fldChar w:fldCharType="begin"/>
+      </w:r>
+      <w:r>
+        <w:instrText xml:space="preserve"> SEQ Figure \* ARABIC </w:instrText>
+      </w:r>
+      <w:r>
+        <w:fldChar w:fldCharType="separate"/>
+      </w:r>
+      <w:r>
+        <w:rPr>
+          <w:noProof/>
+        </w:rPr>
+        <w:t>6</w:t>
+      </w:r>
+      <w:r>
+        <w:rPr>
+          <w:noProof/>
+        </w:rPr>
+        <w:fldChar w:fldCharType="end"/>
+      </w:r>
       <w:r>
         <w:t>: Checking for if shield shot</w:t>
       </w:r>
@@ -1489,14 +1497,27 @@
       <w:r>
         <w:t xml:space="preserve">Figure </w:t>
       </w:r>
-      <w:fldSimple w:instr=" SEQ Figure \* ARABIC ">
-        <w:r>
-          <w:rPr>
-            <w:noProof/>
-          </w:rPr>
-          <w:t>7</w:t>
-        </w:r>
-      </w:fldSimple>
+      <w:r>
+        <w:fldChar w:fldCharType="begin"/>
+      </w:r>
+      <w:r>
+        <w:instrText xml:space="preserve"> SEQ Figure \* ARABIC </w:instrText>
+      </w:r>
+      <w:r>
+        <w:fldChar w:fldCharType="separate"/>
+      </w:r>
+      <w:r>
+        <w:rPr>
+          <w:noProof/>
+        </w:rPr>
+        <w:t>7</w:t>
+      </w:r>
+      <w:r>
+        <w:rPr>
+          <w:noProof/>
+        </w:rPr>
+        <w:fldChar w:fldCharType="end"/>
+      </w:r>
       <w:r>
         <w:t>: Setting Reversed Multiplier</w:t>
       </w:r>
@@ -1554,14 +1575,27 @@
       <w:r>
         <w:t xml:space="preserve">Figure </w:t>
       </w:r>
-      <w:fldSimple w:instr=" SEQ Figure \* ARABIC ">
-        <w:r>
-          <w:rPr>
-            <w:noProof/>
-          </w:rPr>
-          <w:t>8</w:t>
-        </w:r>
-      </w:fldSimple>
+      <w:r>
+        <w:fldChar w:fldCharType="begin"/>
+      </w:r>
+      <w:r>
+        <w:instrText xml:space="preserve"> SEQ Figure \* ARABIC </w:instrText>
+      </w:r>
+      <w:r>
+        <w:fldChar w:fldCharType="separate"/>
+      </w:r>
+      <w:r>
+        <w:rPr>
+          <w:noProof/>
+        </w:rPr>
+        <w:t>8</w:t>
+      </w:r>
+      <w:r>
+        <w:rPr>
+          <w:noProof/>
+        </w:rPr>
+        <w:fldChar w:fldCharType="end"/>
+      </w:r>
       <w:r>
         <w:t xml:space="preserve">: </w:t>
       </w:r>
@@ -1622,14 +1656,27 @@
       <w:r>
         <w:t xml:space="preserve">Figure </w:t>
       </w:r>
-      <w:fldSimple w:instr=" SEQ Figure \* ARABIC ">
-        <w:r>
-          <w:rPr>
-            <w:noProof/>
-          </w:rPr>
-          <w:t>9</w:t>
-        </w:r>
-      </w:fldSimple>
+      <w:r>
+        <w:fldChar w:fldCharType="begin"/>
+      </w:r>
+      <w:r>
+        <w:instrText xml:space="preserve"> SEQ Figure \* ARABIC </w:instrText>
+      </w:r>
+      <w:r>
+        <w:fldChar w:fldCharType="separate"/>
+      </w:r>
+      <w:r>
+        <w:rPr>
+          <w:noProof/>
+        </w:rPr>
+        <w:t>9</w:t>
+      </w:r>
+      <w:r>
+        <w:rPr>
+          <w:noProof/>
+        </w:rPr>
+        <w:fldChar w:fldCharType="end"/>
+      </w:r>
       <w:r>
         <w:t>: Calling method to reverse movement</w:t>
       </w:r>
@@ -1675,183 +1722,651 @@
         </w:rPr>
         <w:t xml:space="preserve"> boss in the game has a vision cone that when the player is inside of, their movement is reversed. Shown in figure 9 is how this works, with the </w:t>
       </w:r>
-      <w:proofErr w:type="gramStart"/>
       <w:r>
         <w:rPr>
           <w:iCs/>
         </w:rPr>
-        <w:t>setMovementReversed(</w:t>
-      </w:r>
-      <w:proofErr w:type="gramEnd"/>
+        <w:t xml:space="preserve">setMovementReversed() method being set to true or false, depending on if the player is colliding with the vision circle or not. </w:t>
+      </w:r>
       <w:r>
         <w:rPr>
           <w:iCs/>
         </w:rPr>
-        <w:t xml:space="preserve">) method being set to true or false, depending on if the player is colliding with the vision circle or not. </w:t>
+        <w:t>The setMovementReversed()</w:t>
       </w:r>
       <w:r>
         <w:rPr>
           <w:iCs/>
         </w:rPr>
-        <w:t xml:space="preserve">The </w:t>
-      </w:r>
-      <w:proofErr w:type="gramStart"/>
+        <w:t xml:space="preserve"> method </w:t>
+      </w:r>
       <w:r>
         <w:rPr>
           <w:iCs/>
         </w:rPr>
-        <w:t>setMovementReversed(</w:t>
-      </w:r>
-      <w:proofErr w:type="gramEnd"/>
+        <w:t>sets the target multiplier based on whether reversed movement should be enabled or disabled.</w:t>
+      </w:r>
       <w:r>
         <w:rPr>
           <w:iCs/>
         </w:rPr>
-        <w:t>)</w:t>
+        <w:t xml:space="preserve"> </w:t>
       </w:r>
       <w:r>
         <w:rPr>
           <w:iCs/>
         </w:rPr>
-        <w:t xml:space="preserve"> method </w:t>
+        <w:t>L</w:t>
       </w:r>
       <w:r>
         <w:rPr>
           <w:iCs/>
         </w:rPr>
-        <w:t>sets the target multiplier based on whether reversed movement should be enabled or disabled.</w:t>
+        <w:t xml:space="preserve">ine </w:t>
       </w:r>
       <w:r>
         <w:rPr>
           <w:iCs/>
         </w:rPr>
+        <w:t xml:space="preserve">78 to 81 of figure 8 </w:t>
+      </w:r>
+      <w:r>
+        <w:rPr>
+          <w:iCs/>
+        </w:rPr>
+        <w:t xml:space="preserve">uses linear interpolation to gradually move the current multiplier toward the target multiplier over time. This </w:t>
+      </w:r>
+      <w:r>
+        <w:rPr>
+          <w:iCs/>
+        </w:rPr>
+        <w:t>allows for smooth</w:t>
+      </w:r>
+      <w:r>
+        <w:rPr>
+          <w:iCs/>
+        </w:rPr>
+        <w:t xml:space="preserve"> changes in movement direction.</w:t>
+      </w:r>
+      <w:r>
+        <w:rPr>
+          <w:iCs/>
+        </w:rPr>
         <w:t xml:space="preserve"> </w:t>
       </w:r>
       <w:r>
         <w:rPr>
           <w:iCs/>
         </w:rPr>
-        <w:t>L</w:t>
+        <w:t>The multiplier is then applied to the player’s input</w:t>
       </w:r>
       <w:r>
         <w:rPr>
           <w:iCs/>
         </w:rPr>
-        <w:t xml:space="preserve">ine </w:t>
+        <w:t xml:space="preserve">. </w:t>
       </w:r>
       <w:r>
         <w:rPr>
           <w:iCs/>
         </w:rPr>
-        <w:t xml:space="preserve">78 to 81 of figure 8 </w:t>
+        <w:t xml:space="preserve">When the multiplier is 1, input behaves normally. When the multiplier becomes -1, the input values are inverted. </w:t>
       </w:r>
       <w:r>
         <w:rPr>
           <w:iCs/>
         </w:rPr>
-        <w:t xml:space="preserve">uses linear interpolation to gradually move the current multiplier toward the target multiplier over time. This </w:t>
+        <w:t>When p</w:t>
       </w:r>
       <w:r>
         <w:rPr>
           <w:iCs/>
         </w:rPr>
-        <w:t>allows for smooth</w:t>
+        <w:t>ressing right normally</w:t>
       </w:r>
       <w:r>
         <w:rPr>
           <w:iCs/>
         </w:rPr>
-        <w:t xml:space="preserve"> changes in movement direction.</w:t>
+        <w:t xml:space="preserve">, it moves the player </w:t>
       </w:r>
       <w:r>
         <w:rPr>
           <w:iCs/>
         </w:rPr>
-        <w:t xml:space="preserve"> </w:t>
+        <w:t>to the right</w:t>
       </w:r>
       <w:r>
         <w:rPr>
           <w:iCs/>
         </w:rPr>
-        <w:t>The multiplier is then applied to the player’s input</w:t>
+        <w:t>. When p</w:t>
       </w:r>
       <w:r>
         <w:rPr>
           <w:iCs/>
         </w:rPr>
-        <w:t xml:space="preserve">. </w:t>
+        <w:t>ressing right while reversed</w:t>
       </w:r>
       <w:r>
         <w:rPr>
           <w:iCs/>
         </w:rPr>
-        <w:t xml:space="preserve">When the multiplier is 1, input behaves normally. When the multiplier becomes -1, the input values are inverted. </w:t>
+        <w:t>, it moves the player</w:t>
       </w:r>
       <w:r>
         <w:rPr>
           <w:iCs/>
         </w:rPr>
-        <w:t>When p</w:t>
+        <w:t xml:space="preserve"> to the left</w:t>
       </w:r>
       <w:r>
         <w:rPr>
           <w:iCs/>
         </w:rPr>
-        <w:t>ressing right normally</w:t>
-      </w:r>
+        <w:t>.</w:t>
+      </w:r>
+    </w:p>
+    <w:p>
+      <w:pPr>
+        <w:keepNext/>
+        <w:tabs>
+          <w:tab w:val="num" w:pos="720"/>
+        </w:tabs>
+      </w:pPr>
       <w:r>
         <w:rPr>
           <w:iCs/>
         </w:rPr>
-        <w:t xml:space="preserve">, it moves the player </w:t>
-      </w:r>
-      <w:r>
-        <w:rPr>
-          <w:iCs/>
-        </w:rPr>
-        <w:t>to the right</w:t>
-      </w:r>
-      <w:r>
-        <w:rPr>
-          <w:iCs/>
-        </w:rPr>
-        <w:t>. When p</w:t>
-      </w:r>
-      <w:r>
-        <w:rPr>
-          <w:iCs/>
-        </w:rPr>
-        <w:t>ressing right while reversed</w:t>
-      </w:r>
-      <w:r>
-        <w:rPr>
-          <w:iCs/>
-        </w:rPr>
-        <w:t>, it moves the player</w:t>
-      </w:r>
-      <w:r>
-        <w:rPr>
-          <w:iCs/>
-        </w:rPr>
-        <w:t xml:space="preserve"> to the left</w:t>
-      </w:r>
-      <w:r>
-        <w:rPr>
-          <w:iCs/>
+        <w:drawing>
+          <wp:inline distT="0" distB="0" distL="0" distR="0" wp14:anchorId="2CC54501" wp14:editId="5DB60C15">
+            <wp:extent cx="5731510" cy="2701290"/>
+            <wp:effectExtent l="0" t="0" r="2540" b="3810"/>
+            <wp:docPr id="127580014" name="Picture 1"/>
+            <wp:cNvGraphicFramePr>
+              <a:graphicFrameLocks xmlns:a="http://schemas.openxmlformats.org/drawingml/2006/main" noChangeAspect="1"/>
+            </wp:cNvGraphicFramePr>
+            <a:graphic xmlns:a="http://schemas.openxmlformats.org/drawingml/2006/main">
+              <a:graphicData uri="http://schemas.openxmlformats.org/drawingml/2006/picture">
+                <pic:pic xmlns:pic="http://schemas.openxmlformats.org/drawingml/2006/picture">
+                  <pic:nvPicPr>
+                    <pic:cNvPr id="127580014" name=""/>
+                    <pic:cNvPicPr/>
+                  </pic:nvPicPr>
+                  <pic:blipFill>
+                    <a:blip r:embed="rId16"/>
+                    <a:stretch>
+                      <a:fillRect/>
+                    </a:stretch>
+                  </pic:blipFill>
+                  <pic:spPr>
+                    <a:xfrm>
+                      <a:off x="0" y="0"/>
+                      <a:ext cx="5731510" cy="2701290"/>
+                    </a:xfrm>
+                    <a:prstGeom prst="rect">
+                      <a:avLst/>
+                    </a:prstGeom>
+                  </pic:spPr>
+                </pic:pic>
+              </a:graphicData>
+            </a:graphic>
+          </wp:inline>
+        </w:drawing>
+      </w:r>
+    </w:p>
+    <w:p>
+      <w:pPr>
+        <w:pStyle w:val="Caption"/>
+        <w:spacing w:line="360" w:lineRule="auto"/>
+      </w:pPr>
+      <w:r>
+        <w:t xml:space="preserve">Figure </w:t>
+      </w:r>
+      <w:r>
+        <w:fldChar w:fldCharType="begin"/>
+      </w:r>
+      <w:r>
+        <w:instrText xml:space="preserve"> SEQ Figure \* ARABIC </w:instrText>
+      </w:r>
+      <w:r>
+        <w:fldChar w:fldCharType="separate"/>
+      </w:r>
+      <w:r>
+        <w:rPr>
+          <w:noProof/>
+        </w:rPr>
+        <w:t>10</w:t>
+      </w:r>
+      <w:r>
+        <w:fldChar w:fldCharType="end"/>
+      </w:r>
+      <w:r>
+        <w:t>: Use of Coroutines (Bullet Powerup eg)</w:t>
+      </w:r>
+    </w:p>
+    <w:p>
+      <w:r>
+        <w:t xml:space="preserve">Something I used extensively in my project were coroutines. I used them close to every time I needed something to </w:t>
+      </w:r>
+      <w:r>
+        <w:t>have a duration or a delay. Figure 10 is an example of using a coroutine for my bullet powerup. When a pullet powerup is collected, the coroutine is started. The homing bullets are enabled and the icon to display the active powerup is enabled. After a certain amount of time, depending on what the duration variable is set to, the homing bullet powerup is set to false and the icon is disabled.</w:t>
+      </w:r>
+    </w:p>
+    <w:p>
+      <w:pPr>
+        <w:keepNext/>
+      </w:pPr>
+      <w:r>
+        <w:lastRenderedPageBreak/>
+        <w:drawing>
+          <wp:inline distT="0" distB="0" distL="0" distR="0" wp14:anchorId="4723BD74" wp14:editId="6B73E320">
+            <wp:extent cx="5731510" cy="6937375"/>
+            <wp:effectExtent l="0" t="0" r="2540" b="0"/>
+            <wp:docPr id="1277715606" name="Picture 1"/>
+            <wp:cNvGraphicFramePr>
+              <a:graphicFrameLocks xmlns:a="http://schemas.openxmlformats.org/drawingml/2006/main" noChangeAspect="1"/>
+            </wp:cNvGraphicFramePr>
+            <a:graphic xmlns:a="http://schemas.openxmlformats.org/drawingml/2006/main">
+              <a:graphicData uri="http://schemas.openxmlformats.org/drawingml/2006/picture">
+                <pic:pic xmlns:pic="http://schemas.openxmlformats.org/drawingml/2006/picture">
+                  <pic:nvPicPr>
+                    <pic:cNvPr id="1277715606" name=""/>
+                    <pic:cNvPicPr/>
+                  </pic:nvPicPr>
+                  <pic:blipFill>
+                    <a:blip r:embed="rId17"/>
+                    <a:stretch>
+                      <a:fillRect/>
+                    </a:stretch>
+                  </pic:blipFill>
+                  <pic:spPr>
+                    <a:xfrm>
+                      <a:off x="0" y="0"/>
+                      <a:ext cx="5731510" cy="6937375"/>
+                    </a:xfrm>
+                    <a:prstGeom prst="rect">
+                      <a:avLst/>
+                    </a:prstGeom>
+                  </pic:spPr>
+                </pic:pic>
+              </a:graphicData>
+            </a:graphic>
+          </wp:inline>
+        </w:drawing>
+      </w:r>
+    </w:p>
+    <w:p>
+      <w:pPr>
+        <w:pStyle w:val="Caption"/>
+        <w:spacing w:line="360" w:lineRule="auto"/>
+      </w:pPr>
+      <w:r>
+        <w:t xml:space="preserve">Figure </w:t>
+      </w:r>
+      <w:r>
+        <w:fldChar w:fldCharType="begin"/>
+      </w:r>
+      <w:r>
+        <w:instrText xml:space="preserve"> SEQ Figure \* ARABIC </w:instrText>
+      </w:r>
+      <w:r>
+        <w:fldChar w:fldCharType="separate"/>
+      </w:r>
+      <w:r>
+        <w:rPr>
+          <w:noProof/>
+        </w:rPr>
+        <w:t>11</w:t>
+      </w:r>
+      <w:r>
+        <w:fldChar w:fldCharType="end"/>
+      </w:r>
+      <w:r>
+        <w:t>: Homing Bullet Logic</w:t>
+      </w:r>
+    </w:p>
+    <w:p>
+      <w:r>
+        <w:t xml:space="preserve">Figure 11 then showcases the logic behind the homing bullet logic. At Start(), the function FindClosestEnemy() is called to find which enemy to track. </w:t>
+      </w:r>
+      <w:r>
+        <w:t xml:space="preserve">The FindClosestEnemy() function searches for all GameObjects tagged as </w:t>
+      </w:r>
+      <w:r>
+        <w:t>‘</w:t>
+      </w:r>
+      <w:r>
+        <w:t>Enemy</w:t>
+      </w:r>
+      <w:r>
+        <w:t>’</w:t>
+      </w:r>
+      <w:r>
+        <w:t xml:space="preserve"> and </w:t>
+      </w:r>
+      <w:r>
+        <w:t>‘</w:t>
+      </w:r>
+      <w:r>
+        <w:t>Boss</w:t>
+      </w:r>
+      <w:r>
+        <w:t>’</w:t>
+      </w:r>
+      <w:r>
+        <w:t>, then iterates through them to calculate the distance between the bullet</w:t>
+      </w:r>
+      <w:r>
+        <w:t>’</w:t>
+      </w:r>
+      <w:r>
+        <w:t xml:space="preserve">s current position and each </w:t>
+      </w:r>
+      <w:r>
+        <w:t>possible</w:t>
+      </w:r>
+      <w:r>
+        <w:t xml:space="preserve"> target. The closest object is </w:t>
+      </w:r>
+      <w:r>
+        <w:t>decided</w:t>
+      </w:r>
+      <w:r>
+        <w:t xml:space="preserve"> by comparing distances and storing the smallest value, and its transform is assigned as the bullet’s target.</w:t>
+      </w:r>
+    </w:p>
+    <w:p/>
+    <w:p/>
+    <w:p/>
+    <w:p>
+      <w:r>
+        <w:t>During FixedUpdate(), the bullet checks whether a target still exists. If no valid target is found</w:t>
+      </w:r>
+      <w:r>
+        <w:t>, which can happen if all enemies are destroyed</w:t>
+      </w:r>
+      <w:r>
+        <w:t>, the bullet continues moving straight forward using a default rightward velocity. If a target does exist, the script calculates a normalized direction vector from the bullet</w:t>
+      </w:r>
+      <w:r>
+        <w:t>’</w:t>
+      </w:r>
+      <w:r>
+        <w:t>s current position to the target</w:t>
+      </w:r>
+      <w:r>
+        <w:t>’</w:t>
+      </w:r>
+      <w:r>
+        <w:t xml:space="preserve">s position. The bullet’s velocity is then updated to move toward the target at the </w:t>
+      </w:r>
+      <w:r>
+        <w:t>set</w:t>
+      </w:r>
+      <w:r>
+        <w:t xml:space="preserve"> speed.</w:t>
+      </w:r>
+    </w:p>
+    <w:p/>
+    <w:p>
+      <w:pPr>
+        <w:keepNext/>
+      </w:pPr>
+      <w:r>
+        <w:drawing>
+          <wp:inline distT="0" distB="0" distL="0" distR="0" wp14:anchorId="162BE6DE" wp14:editId="51679E9E">
+            <wp:extent cx="5731510" cy="6003290"/>
+            <wp:effectExtent l="0" t="0" r="2540" b="0"/>
+            <wp:docPr id="265233749" name="Picture 1"/>
+            <wp:cNvGraphicFramePr>
+              <a:graphicFrameLocks xmlns:a="http://schemas.openxmlformats.org/drawingml/2006/main" noChangeAspect="1"/>
+            </wp:cNvGraphicFramePr>
+            <a:graphic xmlns:a="http://schemas.openxmlformats.org/drawingml/2006/main">
+              <a:graphicData uri="http://schemas.openxmlformats.org/drawingml/2006/picture">
+                <pic:pic xmlns:pic="http://schemas.openxmlformats.org/drawingml/2006/picture">
+                  <pic:nvPicPr>
+                    <pic:cNvPr id="265233749" name=""/>
+                    <pic:cNvPicPr/>
+                  </pic:nvPicPr>
+                  <pic:blipFill>
+                    <a:blip r:embed="rId18"/>
+                    <a:stretch>
+                      <a:fillRect/>
+                    </a:stretch>
+                  </pic:blipFill>
+                  <pic:spPr>
+                    <a:xfrm>
+                      <a:off x="0" y="0"/>
+                      <a:ext cx="5731510" cy="6003290"/>
+                    </a:xfrm>
+                    <a:prstGeom prst="rect">
+                      <a:avLst/>
+                    </a:prstGeom>
+                  </pic:spPr>
+                </pic:pic>
+              </a:graphicData>
+            </a:graphic>
+          </wp:inline>
+        </w:drawing>
+      </w:r>
+    </w:p>
+    <w:p>
+      <w:pPr>
+        <w:pStyle w:val="Caption"/>
+      </w:pPr>
+      <w:r>
+        <w:t xml:space="preserve">Figure </w:t>
+      </w:r>
+      <w:r>
+        <w:fldChar w:fldCharType="begin"/>
+      </w:r>
+      <w:r>
+        <w:instrText xml:space="preserve"> SEQ Figure \* ARABIC </w:instrText>
+      </w:r>
+      <w:r>
+        <w:fldChar w:fldCharType="separate"/>
+      </w:r>
+      <w:r>
+        <w:rPr>
+          <w:noProof/>
+        </w:rPr>
+        <w:t>12</w:t>
+      </w:r>
+      <w:r>
+        <w:fldChar w:fldCharType="end"/>
+      </w:r>
+      <w:r>
+        <w:t>: Final Boss Shield Logic</w:t>
+      </w:r>
+    </w:p>
+    <w:p>
+      <w:r>
+        <w:lastRenderedPageBreak/>
+        <w:t xml:space="preserve">Another example of using a coroutine is my final boss’s shield. The is a giant hand that moves out in front of the boss to block player projectiles, essentially working as an immunity phase. This works my loops its movement for as long as the boss is alive. Every 5 seconds, </w:t>
+      </w:r>
+      <w:r>
+        <w:t>the shield is moved to a maximum left x, positioning it in front of the boss. After another 5 seconds, the shield is transformed back to its original position, repeating its cycle over and over again.</w:t>
+      </w:r>
+    </w:p>
+    <w:p/>
+    <w:p>
+      <w:pPr>
+        <w:keepNext/>
+      </w:pPr>
+      <w:r>
+        <w:drawing>
+          <wp:inline distT="0" distB="0" distL="0" distR="0" wp14:anchorId="6737C8FB" wp14:editId="2503FCE3">
+            <wp:extent cx="5731510" cy="2626360"/>
+            <wp:effectExtent l="0" t="0" r="2540" b="2540"/>
+            <wp:docPr id="1975562606" name="Picture 1"/>
+            <wp:cNvGraphicFramePr>
+              <a:graphicFrameLocks xmlns:a="http://schemas.openxmlformats.org/drawingml/2006/main" noChangeAspect="1"/>
+            </wp:cNvGraphicFramePr>
+            <a:graphic xmlns:a="http://schemas.openxmlformats.org/drawingml/2006/main">
+              <a:graphicData uri="http://schemas.openxmlformats.org/drawingml/2006/picture">
+                <pic:pic xmlns:pic="http://schemas.openxmlformats.org/drawingml/2006/picture">
+                  <pic:nvPicPr>
+                    <pic:cNvPr id="1975562606" name=""/>
+                    <pic:cNvPicPr/>
+                  </pic:nvPicPr>
+                  <pic:blipFill>
+                    <a:blip r:embed="rId19"/>
+                    <a:stretch>
+                      <a:fillRect/>
+                    </a:stretch>
+                  </pic:blipFill>
+                  <pic:spPr>
+                    <a:xfrm>
+                      <a:off x="0" y="0"/>
+                      <a:ext cx="5731510" cy="2626360"/>
+                    </a:xfrm>
+                    <a:prstGeom prst="rect">
+                      <a:avLst/>
+                    </a:prstGeom>
+                  </pic:spPr>
+                </pic:pic>
+              </a:graphicData>
+            </a:graphic>
+          </wp:inline>
+        </w:drawing>
+      </w:r>
+    </w:p>
+    <w:p>
+      <w:pPr>
+        <w:pStyle w:val="Caption"/>
+      </w:pPr>
+      <w:r>
+        <w:t xml:space="preserve">Figure </w:t>
+      </w:r>
+      <w:r>
+        <w:fldChar w:fldCharType="begin"/>
+      </w:r>
+      <w:r>
+        <w:instrText xml:space="preserve"> SEQ Figure \* ARABIC </w:instrText>
+      </w:r>
+      <w:r>
+        <w:fldChar w:fldCharType="separate"/>
+      </w:r>
+      <w:r>
+        <w:rPr>
+          <w:noProof/>
+        </w:rPr>
+        <w:t>13</w:t>
+      </w:r>
+      <w:r>
+        <w:fldChar w:fldCharType="end"/>
+      </w:r>
+      <w:r>
+        <w:t>; Bullet Cleanup</w:t>
+      </w:r>
+    </w:p>
+    <w:p>
+      <w:r>
+        <w:t>Figure 13 shows my bullet cleanup script. This is how the final boss is prevented from dying. When the bullet collides with an object tagged as ‘BossFeature’ (Final boss’s shield), the bullet is destroyed. Since the boss’s shield is a separate prefab from the boss itself, it doesn’t affect the boss’s health when shot at, stopping the player’s bullet before it reaches the boss.</w:t>
+      </w:r>
+    </w:p>
+    <w:p>
+      <w:pPr>
+        <w:pStyle w:val="Heading2"/>
+      </w:pPr>
+      <w:r>
+        <w:t>Provide appropriate critical analysis and conclusions about developing this 2D game in Unity. Think about and discuss how developing in Unity is similar or different to developing in C++</w:t>
+      </w:r>
+    </w:p>
+    <w:p>
+      <w:pPr>
+        <w:rPr>
+          <w:szCs w:val="24"/>
+        </w:rPr>
+      </w:pPr>
+      <w:r>
+        <w:rPr>
+          <w:szCs w:val="24"/>
+        </w:rPr>
+        <w:t xml:space="preserve">I really enjoyed making </w:t>
+      </w:r>
+      <w:r>
+        <w:rPr>
+          <w:szCs w:val="24"/>
+        </w:rPr>
+        <w:t>this</w:t>
+      </w:r>
+      <w:r>
+        <w:rPr>
+          <w:szCs w:val="24"/>
+        </w:rPr>
+        <w:t xml:space="preserve"> game in Unity. </w:t>
+      </w:r>
+      <w:r>
+        <w:rPr>
+          <w:szCs w:val="24"/>
+        </w:rPr>
+        <w:t xml:space="preserve">Unity’s </w:t>
+      </w:r>
+      <w:r>
+        <w:rPr>
+          <w:szCs w:val="24"/>
+        </w:rPr>
+        <w:t>UI is very clear and customisable. Making objects and scripts is quite easy and having a constant visual of how the game looks while it</w:t>
+      </w:r>
+      <w:r>
+        <w:rPr>
+          <w:szCs w:val="24"/>
+        </w:rPr>
+        <w:t>’</w:t>
+      </w:r>
+      <w:r>
+        <w:rPr>
+          <w:szCs w:val="24"/>
+        </w:rPr>
+        <w:t xml:space="preserve">s being made is a huge help. </w:t>
+      </w:r>
+      <w:r>
+        <w:rPr>
+          <w:szCs w:val="24"/>
+        </w:rPr>
+        <w:t xml:space="preserve">Learning how prefabs work in Unity has been very helpful in knowing how to spawn </w:t>
+      </w:r>
+      <w:r>
+        <w:rPr>
+          <w:szCs w:val="24"/>
+        </w:rPr>
+        <w:t>objects and remove them without taking up resources and memory</w:t>
+      </w:r>
+      <w:r>
+        <w:rPr>
+          <w:szCs w:val="24"/>
+        </w:rPr>
+        <w:t xml:space="preserve">. I believe Unity is a great game engine and is good for </w:t>
+      </w:r>
+      <w:r>
+        <w:rPr>
+          <w:szCs w:val="24"/>
+        </w:rPr>
+        <w:t xml:space="preserve">all </w:t>
+      </w:r>
+      <w:r>
+        <w:rPr>
+          <w:szCs w:val="24"/>
+        </w:rPr>
+        <w:t>users who want to create game</w:t>
+      </w:r>
+      <w:r>
+        <w:rPr>
+          <w:szCs w:val="24"/>
+        </w:rPr>
+        <w:t>s</w:t>
+      </w:r>
+      <w:r>
+        <w:rPr>
+          <w:szCs w:val="24"/>
         </w:rPr>
         <w:t>.</w:t>
       </w:r>
     </w:p>
     <w:p>
       <w:pPr>
-        <w:pStyle w:val="Heading2"/>
-      </w:pPr>
-      <w:r>
-        <w:t>Provide appropriate critical analysis and conclusions about developing this 2D game in Unity. Think about and discuss how developing in Unity is similar or different to developing in C++</w:t>
-      </w:r>
-    </w:p>
-    <w:p>
-      <w:pPr>
         <w:rPr>
           <w:szCs w:val="24"/>
         </w:rPr>
@@ -1860,112 +2375,8 @@
         <w:rPr>
           <w:szCs w:val="24"/>
         </w:rPr>
-        <w:t xml:space="preserve">I really enjoyed making </w:t>
-      </w:r>
-      <w:r>
-        <w:rPr>
-          <w:szCs w:val="24"/>
-        </w:rPr>
-        <w:t>this</w:t>
-      </w:r>
-      <w:r>
-        <w:rPr>
-          <w:szCs w:val="24"/>
-        </w:rPr>
-        <w:t xml:space="preserve"> game in Unity. </w:t>
-      </w:r>
-      <w:r>
-        <w:rPr>
-          <w:szCs w:val="24"/>
-        </w:rPr>
-        <w:t xml:space="preserve">Unity’s </w:t>
-      </w:r>
-      <w:r>
-        <w:rPr>
-          <w:szCs w:val="24"/>
-        </w:rPr>
-        <w:t>UI is very clear and customisable. Making objects and scripts is quite easy and having a constant visual of how the game looks while it</w:t>
-      </w:r>
-      <w:r>
-        <w:rPr>
-          <w:szCs w:val="24"/>
-        </w:rPr>
-        <w:t>’</w:t>
-      </w:r>
-      <w:r>
-        <w:rPr>
-          <w:szCs w:val="24"/>
-        </w:rPr>
-        <w:t xml:space="preserve">s being made is a huge help. </w:t>
-      </w:r>
-      <w:r>
-        <w:rPr>
-          <w:szCs w:val="24"/>
-        </w:rPr>
-        <w:t xml:space="preserve">Learning how prefabs work in Unity has been very helpful in knowing how to spawn </w:t>
-      </w:r>
-      <w:r>
-        <w:rPr>
-          <w:szCs w:val="24"/>
-        </w:rPr>
-        <w:t>objects and remove them without taking up resources and memory</w:t>
-      </w:r>
-      <w:r>
-        <w:rPr>
-          <w:szCs w:val="24"/>
-        </w:rPr>
-        <w:t xml:space="preserve">. I believe Unity is a great game engine and is good for </w:t>
-      </w:r>
-      <w:r>
-        <w:rPr>
-          <w:szCs w:val="24"/>
-        </w:rPr>
-        <w:t xml:space="preserve">all </w:t>
-      </w:r>
-      <w:r>
-        <w:rPr>
-          <w:szCs w:val="24"/>
-        </w:rPr>
-        <w:t>users who want to create game</w:t>
-      </w:r>
-      <w:r>
-        <w:rPr>
-          <w:szCs w:val="24"/>
-        </w:rPr>
-        <w:t>s</w:t>
-      </w:r>
-      <w:r>
-        <w:rPr>
-          <w:szCs w:val="24"/>
-        </w:rPr>
-        <w:t>.</w:t>
-      </w:r>
-    </w:p>
-    <w:p>
-      <w:pPr>
-        <w:rPr>
-          <w:szCs w:val="24"/>
-        </w:rPr>
-      </w:pPr>
-      <w:r>
-        <w:rPr>
-          <w:szCs w:val="24"/>
-        </w:rPr>
-        <w:t xml:space="preserve">When it comes to the similarities and differences between Unity and C++, I think they are quite different but can see the similarities they share. Unity writes scripts in C# to give logic to objects. This is the same for coding in C++. The code itself is very </w:t>
-      </w:r>
-      <w:proofErr w:type="gramStart"/>
-      <w:r>
-        <w:rPr>
-          <w:szCs w:val="24"/>
-        </w:rPr>
-        <w:t>similar</w:t>
-      </w:r>
-      <w:proofErr w:type="gramEnd"/>
-      <w:r>
-        <w:rPr>
-          <w:szCs w:val="24"/>
-        </w:rPr>
-        <w:t xml:space="preserve"> and both languages are rooted in the C language.</w:t>
+        <w:lastRenderedPageBreak/>
+        <w:t>When it comes to the similarities and differences between Unity and C++, I think they are quite different but can see the similarities they share. Unity writes scripts in C# to give logic to objects. This is the same for coding in C++. The code itself is very similar and both languages are rooted in the C language.</w:t>
       </w:r>
     </w:p>
     <w:p>
@@ -1996,7 +2407,6 @@
         <w:spacing w:line="360" w:lineRule="auto"/>
       </w:pPr>
       <w:r>
-        <w:lastRenderedPageBreak/>
         <w:t>Unity also simplifies cross-platform development. The same project can be built for mobile, WebGL, and desktop with minimal changes. In C++, separate platform-specific implementations would usually be needed.</w:t>
       </w:r>
     </w:p>
@@ -2015,15 +2425,209 @@
         <w:spacing w:line="360" w:lineRule="auto"/>
       </w:pPr>
       <w:r>
-        <w:t xml:space="preserve">As </w:t>
-      </w:r>
-      <w:proofErr w:type="gramStart"/>
-      <w:r>
-        <w:t>a final conclusion</w:t>
-      </w:r>
-      <w:proofErr w:type="gramEnd"/>
-      <w:r>
-        <w:t xml:space="preserve"> on which one I prefer, I like Unity the most thanks to how easy it is to use and having an interface to work from stands out to me more.</w:t>
+        <w:t>As a final conclusion on which one I prefer, I like Unity the most thanks to how easy it is to use and having an interface to work from stands out to me more.</w:t>
+      </w:r>
+    </w:p>
+    <w:p>
+      <w:pPr>
+        <w:pStyle w:val="Heading2"/>
+      </w:pPr>
+      <w:r>
+        <w:t>Creating the game for Itch.io</w:t>
+      </w:r>
+    </w:p>
+    <w:p>
+      <w:pPr>
+        <w:rPr>
+          <w:lang w:val="en-GB"/>
+        </w:rPr>
+      </w:pPr>
+      <w:r>
+        <w:rPr>
+          <w:lang w:val="en-GB"/>
+        </w:rPr>
+        <w:t>Since this game was cross platform, it was made to be on both mobile and desktop. To publish the game for desktop, I uploaded it to itch.io. To do this, I had to build the game as a WebGL.</w:t>
+      </w:r>
+    </w:p>
+    <w:p>
+      <w:pPr>
+        <w:pStyle w:val="ListParagraph"/>
+        <w:numPr>
+          <w:ilvl w:val="0"/>
+          <w:numId w:val="11"/>
+        </w:numPr>
+        <w:rPr>
+          <w:lang w:val="en-GB"/>
+        </w:rPr>
+      </w:pPr>
+      <w:r>
+        <w:rPr>
+          <w:lang w:val="en-GB"/>
+        </w:rPr>
+        <w:t>Firstly, I went into my project’s build settings and switched the platform to WebGL.</w:t>
+      </w:r>
+    </w:p>
+    <w:p>
+      <w:pPr>
+        <w:pStyle w:val="ListParagraph"/>
+        <w:numPr>
+          <w:ilvl w:val="0"/>
+          <w:numId w:val="11"/>
+        </w:numPr>
+        <w:rPr>
+          <w:lang w:val="en-GB"/>
+        </w:rPr>
+      </w:pPr>
+      <w:r>
+        <w:rPr>
+          <w:lang w:val="en-GB"/>
+        </w:rPr>
+        <w:t>I then set the default canvas size to 1920 by 1080.</w:t>
+      </w:r>
+    </w:p>
+    <w:p>
+      <w:pPr>
+        <w:pStyle w:val="ListParagraph"/>
+        <w:numPr>
+          <w:ilvl w:val="0"/>
+          <w:numId w:val="11"/>
+        </w:numPr>
+        <w:rPr>
+          <w:lang w:val="en-GB"/>
+        </w:rPr>
+      </w:pPr>
+      <w:r>
+        <w:rPr>
+          <w:lang w:val="en-GB"/>
+        </w:rPr>
+        <w:t>I set the color space to gamma.</w:t>
+      </w:r>
+    </w:p>
+    <w:p>
+      <w:pPr>
+        <w:pStyle w:val="ListParagraph"/>
+        <w:numPr>
+          <w:ilvl w:val="0"/>
+          <w:numId w:val="11"/>
+        </w:numPr>
+        <w:rPr>
+          <w:lang w:val="en-GB"/>
+        </w:rPr>
+      </w:pPr>
+      <w:r>
+        <w:rPr>
+          <w:lang w:val="en-GB"/>
+        </w:rPr>
+        <w:t>Then I made a build of the game, which comes in the form of a zip file</w:t>
+      </w:r>
+    </w:p>
+    <w:p>
+      <w:pPr>
+        <w:pStyle w:val="ListParagraph"/>
+        <w:numPr>
+          <w:ilvl w:val="0"/>
+          <w:numId w:val="11"/>
+        </w:numPr>
+        <w:rPr>
+          <w:lang w:val="en-GB"/>
+        </w:rPr>
+      </w:pPr>
+      <w:r>
+        <w:rPr>
+          <w:lang w:val="en-GB"/>
+        </w:rPr>
+        <w:t>Then I signed into my Itch.io account and navigated to the dashboard.</w:t>
+      </w:r>
+    </w:p>
+    <w:p>
+      <w:pPr>
+        <w:pStyle w:val="ListParagraph"/>
+        <w:numPr>
+          <w:ilvl w:val="0"/>
+          <w:numId w:val="11"/>
+        </w:numPr>
+        <w:rPr>
+          <w:lang w:val="en-GB"/>
+        </w:rPr>
+      </w:pPr>
+      <w:r>
+        <w:rPr>
+          <w:lang w:val="en-GB"/>
+        </w:rPr>
+        <w:t>From there, I can create a new project.</w:t>
+      </w:r>
+    </w:p>
+    <w:p>
+      <w:pPr>
+        <w:pStyle w:val="ListParagraph"/>
+        <w:numPr>
+          <w:ilvl w:val="0"/>
+          <w:numId w:val="11"/>
+        </w:numPr>
+        <w:rPr>
+          <w:lang w:val="en-GB"/>
+        </w:rPr>
+      </w:pPr>
+      <w:r>
+        <w:rPr>
+          <w:lang w:val="en-GB"/>
+        </w:rPr>
+        <w:t>I gave it a title and set the ‘kind of project’ to HTML.</w:t>
+      </w:r>
+    </w:p>
+    <w:p>
+      <w:pPr>
+        <w:pStyle w:val="ListParagraph"/>
+        <w:numPr>
+          <w:ilvl w:val="0"/>
+          <w:numId w:val="11"/>
+        </w:numPr>
+        <w:rPr>
+          <w:lang w:val="en-GB"/>
+        </w:rPr>
+      </w:pPr>
+      <w:r>
+        <w:rPr>
+          <w:lang w:val="en-GB"/>
+        </w:rPr>
+        <w:lastRenderedPageBreak/>
+        <w:t>I then uploaded the zip folder and enabled ‘This file will be played in the browser’</w:t>
+      </w:r>
+    </w:p>
+    <w:p>
+      <w:pPr>
+        <w:pStyle w:val="ListParagraph"/>
+        <w:numPr>
+          <w:ilvl w:val="0"/>
+          <w:numId w:val="11"/>
+        </w:numPr>
+        <w:rPr>
+          <w:lang w:val="en-GB"/>
+        </w:rPr>
+      </w:pPr>
+      <w:r>
+        <w:rPr>
+          <w:lang w:val="en-GB"/>
+        </w:rPr>
+        <w:t>I set the embed options to ‘embed in page’ and manually set the size to 1920 by 1080.</w:t>
+      </w:r>
+    </w:p>
+    <w:p>
+      <w:pPr>
+        <w:pStyle w:val="ListParagraph"/>
+        <w:numPr>
+          <w:ilvl w:val="0"/>
+          <w:numId w:val="11"/>
+        </w:numPr>
+        <w:rPr>
+          <w:lang w:val="en-GB"/>
+        </w:rPr>
+      </w:pPr>
+      <w:r>
+        <w:rPr>
+          <w:lang w:val="en-GB"/>
+        </w:rPr>
+        <w:t>Finally, I set the visibility to public so any user can access and play the game.</w:t>
       </w:r>
     </w:p>
     <w:p>
@@ -2101,7 +2705,7 @@
                     <pic:cNvPicPr/>
                   </pic:nvPicPr>
                   <pic:blipFill>
-                    <a:blip r:embed="rId16"/>
+                    <a:blip r:embed="rId20"/>
                     <a:stretch>
                       <a:fillRect/>
                     </a:stretch>
@@ -2130,14 +2734,27 @@
       <w:r>
         <w:t xml:space="preserve">Figure </w:t>
       </w:r>
-      <w:fldSimple w:instr=" SEQ Figure \* ARABIC ">
-        <w:r>
-          <w:rPr>
-            <w:noProof/>
-          </w:rPr>
-          <w:t>10</w:t>
-        </w:r>
-      </w:fldSimple>
+      <w:r>
+        <w:fldChar w:fldCharType="begin"/>
+      </w:r>
+      <w:r>
+        <w:instrText xml:space="preserve"> SEQ Figure \* ARABIC </w:instrText>
+      </w:r>
+      <w:r>
+        <w:fldChar w:fldCharType="separate"/>
+      </w:r>
+      <w:r>
+        <w:rPr>
+          <w:noProof/>
+        </w:rPr>
+        <w:t>14</w:t>
+      </w:r>
+      <w:r>
+        <w:rPr>
+          <w:noProof/>
+        </w:rPr>
+        <w:fldChar w:fldCharType="end"/>
+      </w:r>
       <w:r>
         <w:t>: Main Menu</w:t>
       </w:r>
@@ -2210,7 +2827,6 @@
         <w:ind w:left="360"/>
       </w:pPr>
       <w:r>
-        <w:lastRenderedPageBreak/>
         <w:t xml:space="preserve">The player controls a single </w:t>
       </w:r>
       <w:r>
@@ -2235,15 +2851,7 @@
         </w:numPr>
       </w:pPr>
       <w:r>
-        <w:t xml:space="preserve">What is the </w:t>
-      </w:r>
-      <w:proofErr w:type="gramStart"/>
-      <w:r>
-        <w:t>main focus</w:t>
-      </w:r>
-      <w:proofErr w:type="gramEnd"/>
-      <w:r>
-        <w:t>?</w:t>
+        <w:t>What is the main focus?</w:t>
       </w:r>
     </w:p>
     <w:p>
@@ -2253,15 +2861,7 @@
         <w:ind w:left="360"/>
       </w:pPr>
       <w:r>
-        <w:t xml:space="preserve">The </w:t>
-      </w:r>
-      <w:proofErr w:type="gramStart"/>
-      <w:r>
-        <w:t>main focus</w:t>
-      </w:r>
-      <w:proofErr w:type="gramEnd"/>
-      <w:r>
-        <w:t xml:space="preserve"> of </w:t>
+        <w:t xml:space="preserve">The main focus of </w:t>
       </w:r>
       <w:r>
         <w:t>my</w:t>
@@ -2294,15 +2894,11 @@
         <w:ind w:left="360"/>
       </w:pPr>
       <w:r>
-        <w:t xml:space="preserve">The biggest difference about my game are my bosses. They are all connected, all being parts of one enemy, which the player must fight and defeat on the </w:t>
-      </w:r>
-      <w:proofErr w:type="gramStart"/>
-      <w:r>
-        <w:t>finally</w:t>
-      </w:r>
-      <w:proofErr w:type="gramEnd"/>
-      <w:r>
-        <w:t xml:space="preserve"> level to beat the game.</w:t>
+        <w:t xml:space="preserve">The biggest difference about my game are my bosses. They are all connected, all being parts of one enemy, which the player must fight and defeat on the finally level to beat the </w:t>
+      </w:r>
+      <w:r>
+        <w:lastRenderedPageBreak/>
+        <w:t>game.</w:t>
       </w:r>
       <w:r>
         <w:t xml:space="preserve"> I also have unique power ups, allowing the players bullets to track to enemies or shoot multiple bullets at once. Each of my enemies are also unique, each having their own unique mechanic.</w:t>
@@ -2357,7 +2953,7 @@
                     <pic:cNvPicPr/>
                   </pic:nvPicPr>
                   <pic:blipFill>
-                    <a:blip r:embed="rId17"/>
+                    <a:blip r:embed="rId21"/>
                     <a:stretch>
                       <a:fillRect/>
                     </a:stretch>
@@ -2386,14 +2982,27 @@
       <w:r>
         <w:t xml:space="preserve">Figure </w:t>
       </w:r>
-      <w:fldSimple w:instr=" SEQ Figure \* ARABIC ">
-        <w:r>
-          <w:rPr>
-            <w:noProof/>
-          </w:rPr>
-          <w:t>11</w:t>
-        </w:r>
-      </w:fldSimple>
+      <w:r>
+        <w:fldChar w:fldCharType="begin"/>
+      </w:r>
+      <w:r>
+        <w:instrText xml:space="preserve"> SEQ Figure \* ARABIC </w:instrText>
+      </w:r>
+      <w:r>
+        <w:fldChar w:fldCharType="separate"/>
+      </w:r>
+      <w:r>
+        <w:rPr>
+          <w:noProof/>
+        </w:rPr>
+        <w:t>15</w:t>
+      </w:r>
+      <w:r>
+        <w:rPr>
+          <w:noProof/>
+        </w:rPr>
+        <w:fldChar w:fldCharType="end"/>
+      </w:r>
       <w:r>
         <w:t>: Boss Fight</w:t>
       </w:r>
@@ -2473,7 +3082,6 @@
         <w:spacing w:line="360" w:lineRule="auto"/>
       </w:pPr>
       <w:r>
-        <w:lastRenderedPageBreak/>
         <w:t>Power-ups</w:t>
       </w:r>
     </w:p>
@@ -2576,6 +3184,7 @@
         <w:spacing w:line="360" w:lineRule="auto"/>
       </w:pPr>
       <w:r>
+        <w:lastRenderedPageBreak/>
         <w:t>Unity</w:t>
       </w:r>
       <w:r>
@@ -2759,7 +3368,6 @@
         <w:rPr>
           <w:u w:val="single"/>
         </w:rPr>
-        <w:lastRenderedPageBreak/>
         <w:t>Audio</w:t>
       </w:r>
     </w:p>
@@ -2793,18 +3401,10 @@
         <w:t>, and background track</w:t>
       </w:r>
       <w:r>
-        <w:t xml:space="preserve">. The </w:t>
-      </w:r>
-      <w:proofErr w:type="gramStart"/>
-      <w:r>
-        <w:t>PlayOneShot</w:t>
-      </w:r>
-      <w:r>
-        <w:t>(</w:t>
-      </w:r>
-      <w:proofErr w:type="gramEnd"/>
-      <w:r>
-        <w:t>)</w:t>
+        <w:t>. The PlayOneShot</w:t>
+      </w:r>
+      <w:r>
+        <w:t>()</w:t>
       </w:r>
       <w:r>
         <w:t xml:space="preserve"> method allows sounds to play without interrupting other audio, improving sound reliability and responsiveness.</w:t>
@@ -2831,6 +3431,7 @@
         <w:spacing w:line="360" w:lineRule="auto"/>
       </w:pPr>
       <w:r>
+        <w:lastRenderedPageBreak/>
         <w:t xml:space="preserve">My </w:t>
       </w:r>
       <w:r>
@@ -2946,7 +3547,6 @@
         <w:pStyle w:val="Heading2"/>
       </w:pPr>
       <w:r>
-        <w:lastRenderedPageBreak/>
         <w:t>GAME PLAY</w:t>
       </w:r>
     </w:p>
@@ -2975,7 +3575,7 @@
                     <pic:cNvPicPr/>
                   </pic:nvPicPr>
                   <pic:blipFill>
-                    <a:blip r:embed="rId18"/>
+                    <a:blip r:embed="rId22"/>
                     <a:stretch>
                       <a:fillRect/>
                     </a:stretch>
@@ -3007,14 +3607,27 @@
       <w:r>
         <w:t xml:space="preserve">Figure </w:t>
       </w:r>
-      <w:fldSimple w:instr=" SEQ Figure \* ARABIC ">
-        <w:r>
-          <w:rPr>
-            <w:noProof/>
-          </w:rPr>
-          <w:t>12</w:t>
-        </w:r>
-      </w:fldSimple>
+      <w:r>
+        <w:fldChar w:fldCharType="begin"/>
+      </w:r>
+      <w:r>
+        <w:instrText xml:space="preserve"> SEQ Figure \* ARABIC </w:instrText>
+      </w:r>
+      <w:r>
+        <w:fldChar w:fldCharType="separate"/>
+      </w:r>
+      <w:r>
+        <w:rPr>
+          <w:noProof/>
+        </w:rPr>
+        <w:t>16</w:t>
+      </w:r>
+      <w:r>
+        <w:rPr>
+          <w:noProof/>
+        </w:rPr>
+        <w:fldChar w:fldCharType="end"/>
+      </w:r>
       <w:r>
         <w:t>: Gameplay</w:t>
       </w:r>
@@ -3034,7 +3647,11 @@
         <w:t xml:space="preserve">and must avoid enemies while shooting them. Enemies spawn continuously. Power-ups provide temporary advantages. </w:t>
       </w:r>
       <w:r>
-        <w:t>The player’s objective is to elim</w:t>
+        <w:t xml:space="preserve">The player’s </w:t>
+      </w:r>
+      <w:r>
+        <w:lastRenderedPageBreak/>
+        <w:t>objective is to elim</w:t>
       </w:r>
       <w:r>
         <w:t>inate enough enemies to spawn the boss of the level. There are 3 bosses, one for each level</w:t>
@@ -3108,7 +3725,7 @@
         <w:t>allowed efficient reuse of enemies, projectiles, and power-ups.</w:t>
       </w:r>
       <w:r>
-        <w:t xml:space="preserve"> </w:t>
+        <w:t xml:space="preserve"> I also learned a lot about using coroutines since I had to use them through my project for many different aspects, such and powerup durations, boss and enemy shooting intervals, and my final boss’s shield logic to make it go right and left on an interval. </w:t>
       </w:r>
       <w:r>
         <w:t>Overall, this project helped strengthen my understanding of Unity, C#, and cross-platform game development, while producing a complete and functional 2D game.</w:t>
@@ -4253,6 +4870,95 @@
     </w:lvl>
   </w:abstractNum>
   <w:abstractNum w:abstractNumId="9" w15:restartNumberingAfterBreak="0">
+    <w:nsid w:val="5EBC09E9"/>
+    <w:multiLevelType w:val="hybridMultilevel"/>
+    <w:tmpl w:val="3538F74A"/>
+    <w:lvl w:ilvl="0" w:tplc="1809000F">
+      <w:start w:val="1"/>
+      <w:numFmt w:val="decimal"/>
+      <w:lvlText w:val="%1."/>
+      <w:lvlJc w:val="left"/>
+      <w:pPr>
+        <w:ind w:left="720" w:hanging="360"/>
+      </w:pPr>
+      <w:rPr>
+        <w:rFonts w:hint="default"/>
+      </w:rPr>
+    </w:lvl>
+    <w:lvl w:ilvl="1" w:tplc="18090019" w:tentative="1">
+      <w:start w:val="1"/>
+      <w:numFmt w:val="lowerLetter"/>
+      <w:lvlText w:val="%2."/>
+      <w:lvlJc w:val="left"/>
+      <w:pPr>
+        <w:ind w:left="1440" w:hanging="360"/>
+      </w:pPr>
+    </w:lvl>
+    <w:lvl w:ilvl="2" w:tplc="1809001B" w:tentative="1">
+      <w:start w:val="1"/>
+      <w:numFmt w:val="lowerRoman"/>
+      <w:lvlText w:val="%3."/>
+      <w:lvlJc w:val="right"/>
+      <w:pPr>
+        <w:ind w:left="2160" w:hanging="180"/>
+      </w:pPr>
+    </w:lvl>
+    <w:lvl w:ilvl="3" w:tplc="1809000F" w:tentative="1">
+      <w:start w:val="1"/>
+      <w:numFmt w:val="decimal"/>
+      <w:lvlText w:val="%4."/>
+      <w:lvlJc w:val="left"/>
+      <w:pPr>
+        <w:ind w:left="2880" w:hanging="360"/>
+      </w:pPr>
+    </w:lvl>
+    <w:lvl w:ilvl="4" w:tplc="18090019" w:tentative="1">
+      <w:start w:val="1"/>
+      <w:numFmt w:val="lowerLetter"/>
+      <w:lvlText w:val="%5."/>
+      <w:lvlJc w:val="left"/>
+      <w:pPr>
+        <w:ind w:left="3600" w:hanging="360"/>
+      </w:pPr>
+    </w:lvl>
+    <w:lvl w:ilvl="5" w:tplc="1809001B" w:tentative="1">
+      <w:start w:val="1"/>
+      <w:numFmt w:val="lowerRoman"/>
+      <w:lvlText w:val="%6."/>
+      <w:lvlJc w:val="right"/>
+      <w:pPr>
+        <w:ind w:left="4320" w:hanging="180"/>
+      </w:pPr>
+    </w:lvl>
+    <w:lvl w:ilvl="6" w:tplc="1809000F" w:tentative="1">
+      <w:start w:val="1"/>
+      <w:numFmt w:val="decimal"/>
+      <w:lvlText w:val="%7."/>
+      <w:lvlJc w:val="left"/>
+      <w:pPr>
+        <w:ind w:left="5040" w:hanging="360"/>
+      </w:pPr>
+    </w:lvl>
+    <w:lvl w:ilvl="7" w:tplc="18090019" w:tentative="1">
+      <w:start w:val="1"/>
+      <w:numFmt w:val="lowerLetter"/>
+      <w:lvlText w:val="%8."/>
+      <w:lvlJc w:val="left"/>
+      <w:pPr>
+        <w:ind w:left="5760" w:hanging="360"/>
+      </w:pPr>
+    </w:lvl>
+    <w:lvl w:ilvl="8" w:tplc="1809001B" w:tentative="1">
+      <w:start w:val="1"/>
+      <w:numFmt w:val="lowerRoman"/>
+      <w:lvlText w:val="%9."/>
+      <w:lvlJc w:val="right"/>
+      <w:pPr>
+        <w:ind w:left="6480" w:hanging="180"/>
+      </w:pPr>
+    </w:lvl>
+  </w:abstractNum>
+  <w:abstractNum w:abstractNumId="10" w15:restartNumberingAfterBreak="0">
     <w:nsid w:val="68F84B2A"/>
     <w:multiLevelType w:val="hybridMultilevel"/>
     <w:tmpl w:val="99FE3766"/>
@@ -4375,7 +5081,7 @@
     <w:abstractNumId w:val="2"/>
   </w:num>
   <w:num w:numId="4" w16cid:durableId="1213733256">
-    <w:abstractNumId w:val="9"/>
+    <w:abstractNumId w:val="10"/>
   </w:num>
   <w:num w:numId="5" w16cid:durableId="335809757">
     <w:abstractNumId w:val="7"/>
@@ -4394,6 +5100,9 @@
   </w:num>
   <w:num w:numId="10" w16cid:durableId="1858763736">
     <w:abstractNumId w:val="1"/>
+  </w:num>
+  <w:num w:numId="11" w16cid:durableId="1191841472">
+    <w:abstractNumId w:val="9"/>
   </w:num>
 </w:numbering>
 </file>
@@ -5007,7 +5716,6 @@
   <w:style w:type="character" w:default="1" w:styleId="DefaultParagraphFont">
     <w:name w:val="Default Paragraph Font"/>
     <w:uiPriority w:val="1"/>
-    <w:semiHidden/>
     <w:unhideWhenUsed/>
   </w:style>
   <w:style w:type="table" w:default="1" w:styleId="TableNormal">
